--- a/docassemble/privacydocgenerator/data/templates/dpia_report.docx
+++ b/docassemble/privacydocgenerator/data/templates/dpia_report.docx
@@ -482,13 +482,103 @@
           </w:tcPr>
           <w:p>
             <w:r>
-              <w:rPr>
-                <w:rFonts w:ascii="Consolas" w:cs="Consolas" w:eastAsia="Consolas" w:hAnsi="Consolas"/>
-                <w:b w:val="false"/>
-                <w:bCs w:val="false"/>
-                <w:color w:val="808080"/>
-              </w:rPr>
-              <w:t xml:space="preserve">{%tr for r in a.dpia.risks %}{{ r.description }}</w:t>
+              <w:t>{%tr for r in a.dpia.risks %}</w:t>
+            </w:r>
+          </w:p>
+        </w:tc>
+        <w:tc>
+          <w:tcPr>
+            <w:tcW w:type="dxa" w:w="1400"/>
+            <w:tcBorders>
+              <w:top w:val="single" w:color="CCCCCC" w:sz="1"/>
+              <w:left w:val="single" w:color="CCCCCC" w:sz="1"/>
+              <w:bottom w:val="single" w:color="CCCCCC" w:sz="1"/>
+              <w:right w:val="single" w:color="CCCCCC" w:sz="1"/>
+            </w:tcBorders>
+            <w:tcMar>
+              <w:top w:type="dxa" w:w="80"/>
+              <w:left w:type="dxa" w:w="120"/>
+              <w:bottom w:type="dxa" w:w="80"/>
+              <w:right w:type="dxa" w:w="120"/>
+            </w:tcMar>
+          </w:tcPr>
+          <w:p/>
+        </w:tc>
+        <w:tc>
+          <w:tcPr>
+            <w:tcW w:type="dxa" w:w="1400"/>
+            <w:tcBorders>
+              <w:top w:val="single" w:color="CCCCCC" w:sz="1"/>
+              <w:left w:val="single" w:color="CCCCCC" w:sz="1"/>
+              <w:bottom w:val="single" w:color="CCCCCC" w:sz="1"/>
+              <w:right w:val="single" w:color="CCCCCC" w:sz="1"/>
+            </w:tcBorders>
+            <w:tcMar>
+              <w:top w:type="dxa" w:w="80"/>
+              <w:left w:type="dxa" w:w="120"/>
+              <w:bottom w:type="dxa" w:w="80"/>
+              <w:right w:type="dxa" w:w="120"/>
+            </w:tcMar>
+          </w:tcPr>
+          <w:p/>
+        </w:tc>
+        <w:tc>
+          <w:tcPr>
+            <w:tcW w:type="dxa" w:w="2960"/>
+            <w:tcBorders>
+              <w:top w:val="single" w:color="CCCCCC" w:sz="1"/>
+              <w:left w:val="single" w:color="CCCCCC" w:sz="1"/>
+              <w:bottom w:val="single" w:color="CCCCCC" w:sz="1"/>
+              <w:right w:val="single" w:color="CCCCCC" w:sz="1"/>
+            </w:tcBorders>
+            <w:tcMar>
+              <w:top w:type="dxa" w:w="80"/>
+              <w:left w:type="dxa" w:w="120"/>
+              <w:bottom w:type="dxa" w:w="80"/>
+              <w:right w:type="dxa" w:w="120"/>
+            </w:tcMar>
+          </w:tcPr>
+          <w:p/>
+        </w:tc>
+        <w:tc>
+          <w:tcPr>
+            <w:tcW w:type="dxa" w:w="1200"/>
+            <w:tcBorders>
+              <w:top w:val="single" w:color="CCCCCC" w:sz="1"/>
+              <w:left w:val="single" w:color="CCCCCC" w:sz="1"/>
+              <w:bottom w:val="single" w:color="CCCCCC" w:sz="1"/>
+              <w:right w:val="single" w:color="CCCCCC" w:sz="1"/>
+            </w:tcBorders>
+            <w:tcMar>
+              <w:top w:type="dxa" w:w="80"/>
+              <w:left w:type="dxa" w:w="120"/>
+              <w:bottom w:type="dxa" w:w="80"/>
+              <w:right w:type="dxa" w:w="120"/>
+            </w:tcMar>
+          </w:tcPr>
+          <w:p/>
+        </w:tc>
+      </w:tr>
+      <w:tr>
+        <w:tc>
+          <w:tcPr>
+            <w:tcW w:type="dxa" w:w="2400"/>
+            <w:tcBorders>
+              <w:top w:val="single" w:color="CCCCCC" w:sz="1"/>
+              <w:left w:val="single" w:color="CCCCCC" w:sz="1"/>
+              <w:bottom w:val="single" w:color="CCCCCC" w:sz="1"/>
+              <w:right w:val="single" w:color="CCCCCC" w:sz="1"/>
+            </w:tcBorders>
+            <w:tcMar>
+              <w:top w:type="dxa" w:w="80"/>
+              <w:left w:type="dxa" w:w="120"/>
+              <w:bottom w:type="dxa" w:w="80"/>
+              <w:right w:type="dxa" w:w="120"/>
+            </w:tcMar>
+          </w:tcPr>
+          <w:p>
+            <w:r>
+              <w:t>{{ r.description }}</w:t>
             </w:r>
           </w:p>
         </w:tc>
